--- a/6.AD Pentest/Kerbros.docx
+++ b/6.AD Pentest/Kerbros.docx
@@ -987,7 +987,7 @@
                                 <w:bCs/>
                                 <w:color w:val="4472C4" w:themeColor="accent1"/>
                               </w:rPr>
-                              <w:t>AP  存取</w:t>
+                              <w:t>AP  Access</w:t>
                             </w:r>
                           </w:p>
                         </w:txbxContent>
@@ -1028,7 +1028,7 @@
                           <w:bCs/>
                           <w:color w:val="4472C4" w:themeColor="accent1"/>
                         </w:rPr>
-                        <w:t>AP  存取</w:t>
+                        <w:t>AP  Access</w:t>
                       </w:r>
                     </w:p>
                   </w:txbxContent>
@@ -1101,7 +1101,7 @@
                                 <w:bCs/>
                                 <w:color w:val="4472C4" w:themeColor="accent1"/>
                               </w:rPr>
-                              <w:t>TGS 授權</w:t>
+                              <w:t>TGS Authorization</w:t>
                             </w:r>
                           </w:p>
                         </w:txbxContent>
@@ -1142,7 +1142,7 @@
                           <w:bCs/>
                           <w:color w:val="4472C4" w:themeColor="accent1"/>
                         </w:rPr>
-                        <w:t>TGS 授權</w:t>
+                        <w:t>TGS Authorization</w:t>
                       </w:r>
                     </w:p>
                   </w:txbxContent>
@@ -1233,7 +1233,7 @@
                                 <w:bCs/>
                                 <w:color w:val="4472C4" w:themeColor="accent1"/>
                               </w:rPr>
-                              <w:t>驗證</w:t>
+                              <w:t>Authentication</w:t>
                             </w:r>
                           </w:p>
                         </w:txbxContent>
@@ -1292,7 +1292,7 @@
                           <w:bCs/>
                           <w:color w:val="4472C4" w:themeColor="accent1"/>
                         </w:rPr>
-                        <w:t>驗證</w:t>
+                        <w:t>Authentication</w:t>
                       </w:r>
                     </w:p>
                   </w:txbxContent>
